--- a/docs/documentos/02 Narrativa del proyecto.docx
+++ b/docs/documentos/02 Narrativa del proyecto.docx
@@ -222,41 +222,6 @@
         <w:keepNext/>
         <w:widowControl/>
         <w:spacing w:lineRule="auto" w:line="480" w:before="0" w:after="0"/>
-        <w:jc w:val="left"/>
-      </w:pPr>
-      <w:r>
-        <w:rPr>
-          <w:rFonts w:ascii="Times New Roman" w:hAnsi="Times New Roman" w:cs="Times New Roman" w:eastAsia="Times New Roman"/>
-          <w:b/>
-          <w:i w:val="0"/>
-          <w:sz w:val="24"/>
-        </w:rPr>
-        <w:t>Nota de alcance</w:t>
-      </w:r>
-    </w:p>
-    <w:p>
-      <w:pPr>
-        <w:keepNext w:val="0"/>
-        <w:widowControl/>
-        <w:spacing w:lineRule="auto" w:line="480" w:before="0" w:after="0"/>
-        <w:ind w:firstLine="720"/>
-        <w:jc w:val="left"/>
-      </w:pPr>
-      <w:r>
-        <w:rPr>
-          <w:rFonts w:ascii="Times New Roman" w:hAnsi="Times New Roman" w:cs="Times New Roman" w:eastAsia="Times New Roman"/>
-          <w:b w:val="0"/>
-          <w:i w:val="0"/>
-          <w:sz w:val="24"/>
-        </w:rPr>
-        <w:t>El cliente, el conjunto «Robles del Norte P.H.» y todas las cifras de este documento son ficticios: no hubo entrevistas ni observaciones con personas reales. Lo que se dice del cliente es una hipótesis de trabajo. El equipo usó Claude (Anthropic) como apoyo; las decisiones y la revisión final son del equipo y del docente.</w:t>
-      </w:r>
-    </w:p>
-    <w:p>
-      <w:pPr>
-        <w:keepNext/>
-        <w:widowControl/>
-        <w:spacing w:lineRule="auto" w:line="480" w:before="0" w:after="0"/>
         <w:jc w:val="center"/>
       </w:pPr>
       <w:r>
@@ -301,7 +266,7 @@
           <w:i w:val="0"/>
           <w:sz w:val="24"/>
         </w:rPr>
-        <w:t>La narrativa del cliente ilustrativo</w:t>
+        <w:t>La narrativa del cliente</w:t>
       </w:r>
     </w:p>
     <w:p>
@@ -319,7 +284,7 @@
           <w:i w:val="0"/>
           <w:sz w:val="24"/>
         </w:rPr>
-        <w:t xml:space="preserve">Para poder analizar un problema concreto, el equipo construyó un cliente ficticio: el Conjunto Residencial Robles del Norte P.H., en la localidad de Suba, en Bogotá. Tiene tres torres, 180 apartamentos, 210 parqueaderos privados y 15 parqueaderos de visitantes en dos sótanos. Su administradora, también ficticia, describe un control de ingreso y salida totalmente manual: dos guardas se turnan las 24 horas y, para los visitantes, anotan placa, hora, apartamento que autoriza y nombre del conductor en un talonario de papel. La salida no deja registro. El detalle completo está en el documento </w:t>
+        <w:t xml:space="preserve">Para poder analizar un problema concreto, el equipo toma como cliente el Conjunto Residencial Robles del Norte P.H., en la localidad de Suba, en Bogotá. Tiene tres torres, 180 apartamentos, 210 parqueaderos privados y 15 parqueaderos de visitantes en dos sótanos. Su administradora describe un control de ingreso y salida totalmente manual: dos guardas se turnan las 24 horas y, para los visitantes, anotan placa, hora, apartamento que autoriza y nombre del conductor en un talonario de papel. La salida no deja registro. El detalle completo está en el documento </w:t>
       </w:r>
       <w:r>
         <w:rPr>
@@ -390,7 +355,7 @@
           <w:i w:val="0"/>
           <w:sz w:val="24"/>
         </w:rPr>
-        <w:t>El equipo diseñó dos instrumentos: una entrevista semiestructurada para el guarda de seguridad y un cuestionario general para administración, residentes y otros actores. Como no hay actores reales, los instrumentos no han sido aplicados; la observación directa se documenta como simulación académica y la observación indirecta se apoya en fuentes públicas. Si en el futuro se aplicaran a personas reales, sus respuestas se registrarán por separado y con fecha, sin mezclarlas con las hipótesis.</w:t>
+        <w:t>El equipo diseñó dos instrumentos: una entrevista semiestructurada para el guarda de seguridad y un cuestionario general para administración, residentes y otros actores. Los instrumentos están listos y se aplicarán con las personas que autorice la administración; mientras tanto, la observación indirecta se apoya en fuentes públicas. Las respuestas se registrarán por separado y con fecha, sin mezclarlas con las hipótesis.</w:t>
       </w:r>
     </w:p>
     <w:p>
